--- a/training-kit/docx/Содержание комплекта.docx
+++ b/training-kit/docx/Содержание комплекта.docx
@@ -61,7 +61,7 @@
                 <w:color w:val="CBD5E1"/>
                 <w:sz w:val="24"/>
               </w:rPr>
-              <w:t>Презентации PowerPoint и методические документы Word по четырем темам модуля.</w:t>
+              <w:t>Расширенный вариант модуля: 52 академических часа вместо 44. Презентации и документы Word по четырем темам.</w:t>
             </w:r>
           </w:p>
         </w:tc>
@@ -79,8 +79,60 @@
           <w:color w:val="0F172A"/>
           <w:sz w:val="24"/>
         </w:rPr>
-        <w:t>Комплект собран по темам рабочей программы «Основы проектирования цифровых образовательных ресурсов». В правовых блоках опора — законодательство РФ. Перед занятием проверяйте актуальные редакции норм и локальные акты организации.</w:t>
+        <w:t>Комплект собран по темам рабочей программы «Основы проектирования цифровых образовательных ресурсов». В этом варианте к каждой теме добавлены 2 аудиторных часа практики. Лекции и самостоятельная работа не растянуты. В правовых блоках опора — законодательство РФ. Перед занятием проверяйте актуальные редакции норм и локальные акты организации.</w:t>
       </w:r>
+    </w:p>
+    <w:tbl>
+      <w:tblPr>
+        <w:tblW w:type="dxa" w:w="9865"/>
+        <w:jc w:val="center"/>
+        <w:tblLayout w:type="fixed"/>
+        <w:tblLook w:firstColumn="1" w:firstRow="1" w:lastColumn="0" w:lastRow="0" w:noHBand="0" w:noVBand="1" w:val="04A0"/>
+      </w:tblPr>
+      <w:tblGrid>
+        <w:gridCol w:w="9865"/>
+      </w:tblGrid>
+      <w:tr>
+        <w:tc>
+          <w:tcPr>
+            <w:tcW w:type="dxa" w:w="9865"/>
+            <w:shd w:val="clear" w:color="auto" w:fill="EFF6FF"/>
+            <w:tcBorders>
+              <w:top w:val="single" w:sz="6" w:space="0" w:color="D6DEE8"/>
+              <w:left w:val="single" w:sz="6" w:space="0" w:color="D6DEE8"/>
+              <w:bottom w:val="single" w:sz="6" w:space="0" w:color="D6DEE8"/>
+              <w:right w:val="single" w:sz="6" w:space="0" w:color="D6DEE8"/>
+            </w:tcBorders>
+            <w:tcMar>
+              <w:top w:w="80" w:type="dxa"/>
+              <w:left w:w="80" w:type="dxa"/>
+              <w:bottom w:w="80" w:type="dxa"/>
+              <w:right w:w="80" w:type="dxa"/>
+            </w:tcMar>
+          </w:tcPr>
+          <w:p>
+            <w:pPr>
+              <w:spacing w:before="0" w:after="0" w:line="259" w:lineRule="auto"/>
+              <w:jc w:val="left"/>
+            </w:pPr>
+            <w:r/>
+            <w:r>
+              <w:rPr>
+                <w:rFonts w:ascii="Calibri" w:hAnsi="Calibri" w:cs="Calibri" w:eastAsia="Calibri"/>
+                <w:b w:val="0"/>
+                <w:color w:val="0F172A"/>
+                <w:sz w:val="22"/>
+              </w:rPr>
+              <w:t>Базовый модуль — 44 академических часа. Расширенный — 52: плюс 8 аудиторных часов, по 2 на каждую тему. Подробная сетка — в файле «Расширенный учебный план.docx».</w:t>
+            </w:r>
+          </w:p>
+        </w:tc>
+      </w:tr>
+    </w:tbl>
+    <w:p>
+      <w:pPr>
+        <w:spacing w:after="80"/>
+      </w:pPr>
     </w:p>
     <w:p>
       <w:pPr>
@@ -603,7 +655,7 @@
                 <w:color w:val="0F172A"/>
                 <w:sz w:val="20"/>
               </w:rPr>
-              <w:t>Методический сценарий проведения занятий.docx</w:t>
+              <w:t>Расширенный учебный план.docx</w:t>
             </w:r>
           </w:p>
         </w:tc>
@@ -637,7 +689,7 @@
                 <w:color w:val="0F172A"/>
                 <w:sz w:val="20"/>
               </w:rPr>
-              <w:t>Ход пары на 90 минут и подготовка</w:t>
+              <w:t>Сетка 52 академических часов и смысл добавленных часов</w:t>
             </w:r>
           </w:p>
         </w:tc>
@@ -677,6 +729,80 @@
                 <w:color w:val="0F172A"/>
                 <w:sz w:val="20"/>
               </w:rPr>
+              <w:t>Методический сценарий проведения занятий.docx</w:t>
+            </w:r>
+          </w:p>
+        </w:tc>
+        <w:tc>
+          <w:tcPr>
+            <w:tcW w:type="dxa" w:w="5216"/>
+            <w:shd w:val="clear" w:color="auto" w:fill="F8FAFC"/>
+            <w:tcBorders>
+              <w:top w:val="single" w:sz="6" w:space="0" w:color="D6DEE8"/>
+              <w:left w:val="single" w:sz="6" w:space="0" w:color="D6DEE8"/>
+              <w:bottom w:val="single" w:sz="6" w:space="0" w:color="D6DEE8"/>
+              <w:right w:val="single" w:sz="6" w:space="0" w:color="D6DEE8"/>
+            </w:tcBorders>
+            <w:tcMar>
+              <w:top w:w="80" w:type="dxa"/>
+              <w:left w:w="80" w:type="dxa"/>
+              <w:bottom w:w="80" w:type="dxa"/>
+              <w:right w:w="80" w:type="dxa"/>
+            </w:tcMar>
+          </w:tcPr>
+          <w:p>
+            <w:pPr>
+              <w:spacing w:before="0" w:after="0" w:line="259" w:lineRule="auto"/>
+              <w:jc w:val="left"/>
+            </w:pPr>
+            <w:r/>
+            <w:r>
+              <w:rPr>
+                <w:rFonts w:ascii="Calibri" w:hAnsi="Calibri" w:cs="Calibri" w:eastAsia="Calibri"/>
+                <w:b w:val="0"/>
+                <w:color w:val="0F172A"/>
+                <w:sz w:val="20"/>
+              </w:rPr>
+              <w:t>Базовая пара и дополнительное занятие на 90 минут</w:t>
+            </w:r>
+          </w:p>
+        </w:tc>
+      </w:tr>
+      <w:tr>
+        <w:trPr>
+          <w:cantSplit/>
+          <w:trHeight w:val="420" w:hRule="atLeast"/>
+        </w:trPr>
+        <w:tc>
+          <w:tcPr>
+            <w:tcW w:type="dxa" w:w="4649"/>
+            <w:shd w:val="clear" w:color="auto" w:fill="FFFFFF"/>
+            <w:tcBorders>
+              <w:top w:val="single" w:sz="6" w:space="0" w:color="D6DEE8"/>
+              <w:left w:val="single" w:sz="6" w:space="0" w:color="D6DEE8"/>
+              <w:bottom w:val="single" w:sz="6" w:space="0" w:color="D6DEE8"/>
+              <w:right w:val="single" w:sz="6" w:space="0" w:color="D6DEE8"/>
+            </w:tcBorders>
+            <w:tcMar>
+              <w:top w:w="80" w:type="dxa"/>
+              <w:left w:w="80" w:type="dxa"/>
+              <w:bottom w:w="80" w:type="dxa"/>
+              <w:right w:w="80" w:type="dxa"/>
+            </w:tcMar>
+          </w:tcPr>
+          <w:p>
+            <w:pPr>
+              <w:spacing w:before="0" w:after="0" w:line="259" w:lineRule="auto"/>
+              <w:jc w:val="left"/>
+            </w:pPr>
+            <w:r/>
+            <w:r>
+              <w:rPr>
+                <w:rFonts w:ascii="Calibri" w:hAnsi="Calibri" w:cs="Calibri" w:eastAsia="Calibri"/>
+                <w:b/>
+                <w:color w:val="0F172A"/>
+                <w:sz w:val="20"/>
+              </w:rPr>
               <w:t>Рабочая тетрадь.docx</w:t>
             </w:r>
           </w:p>
@@ -684,7 +810,7 @@
         <w:tc>
           <w:tcPr>
             <w:tcW w:type="dxa" w:w="5216"/>
-            <w:shd w:val="clear" w:color="auto" w:fill="F8FAFC"/>
+            <w:shd w:val="clear" w:color="auto" w:fill="FFFFFF"/>
             <w:tcBorders>
               <w:top w:val="single" w:sz="6" w:space="0" w:color="D6DEE8"/>
               <w:left w:val="single" w:sz="6" w:space="0" w:color="D6DEE8"/>
@@ -724,7 +850,7 @@
         <w:tc>
           <w:tcPr>
             <w:tcW w:type="dxa" w:w="4649"/>
-            <w:shd w:val="clear" w:color="auto" w:fill="FFFFFF"/>
+            <w:shd w:val="clear" w:color="auto" w:fill="F8FAFC"/>
             <w:tcBorders>
               <w:top w:val="single" w:sz="6" w:space="0" w:color="D6DEE8"/>
               <w:left w:val="single" w:sz="6" w:space="0" w:color="D6DEE8"/>
@@ -758,7 +884,7 @@
         <w:tc>
           <w:tcPr>
             <w:tcW w:type="dxa" w:w="5216"/>
-            <w:shd w:val="clear" w:color="auto" w:fill="FFFFFF"/>
+            <w:shd w:val="clear" w:color="auto" w:fill="F8FAFC"/>
             <w:tcBorders>
               <w:top w:val="single" w:sz="6" w:space="0" w:color="D6DEE8"/>
               <w:left w:val="single" w:sz="6" w:space="0" w:color="D6DEE8"/>
@@ -798,7 +924,7 @@
         <w:tc>
           <w:tcPr>
             <w:tcW w:type="dxa" w:w="4649"/>
-            <w:shd w:val="clear" w:color="auto" w:fill="F8FAFC"/>
+            <w:shd w:val="clear" w:color="auto" w:fill="FFFFFF"/>
             <w:tcBorders>
               <w:top w:val="single" w:sz="6" w:space="0" w:color="D6DEE8"/>
               <w:left w:val="single" w:sz="6" w:space="0" w:color="D6DEE8"/>
@@ -832,7 +958,7 @@
         <w:tc>
           <w:tcPr>
             <w:tcW w:type="dxa" w:w="5216"/>
-            <w:shd w:val="clear" w:color="auto" w:fill="F8FAFC"/>
+            <w:shd w:val="clear" w:color="auto" w:fill="FFFFFF"/>
             <w:tcBorders>
               <w:top w:val="single" w:sz="6" w:space="0" w:color="D6DEE8"/>
               <w:left w:val="single" w:sz="6" w:space="0" w:color="D6DEE8"/>
@@ -872,7 +998,7 @@
         <w:tc>
           <w:tcPr>
             <w:tcW w:type="dxa" w:w="4649"/>
-            <w:shd w:val="clear" w:color="auto" w:fill="FFFFFF"/>
+            <w:shd w:val="clear" w:color="auto" w:fill="F8FAFC"/>
             <w:tcBorders>
               <w:top w:val="single" w:sz="6" w:space="0" w:color="D6DEE8"/>
               <w:left w:val="single" w:sz="6" w:space="0" w:color="D6DEE8"/>
@@ -906,7 +1032,7 @@
         <w:tc>
           <w:tcPr>
             <w:tcW w:type="dxa" w:w="5216"/>
-            <w:shd w:val="clear" w:color="auto" w:fill="FFFFFF"/>
+            <w:shd w:val="clear" w:color="auto" w:fill="F8FAFC"/>
             <w:tcBorders>
               <w:top w:val="single" w:sz="6" w:space="0" w:color="D6DEE8"/>
               <w:left w:val="single" w:sz="6" w:space="0" w:color="D6DEE8"/>
